--- a/TASK2/Mobile Network Exp.docx
+++ b/TASK2/Mobile Network Exp.docx
@@ -151,11 +151,34 @@
     <w:p>
       <w:pPr>
         <w:ind w:left="360"/>
-        <w:rPr>
-          <w:sz w:val="36"/>
-          <w:szCs w:val="36"/>
-        </w:rPr>
-      </w:pPr>
+        <w:jc w:val="center"/>
+        <w:rPr>
+          <w:b/>
+          <w:sz w:val="40"/>
+          <w:szCs w:val="40"/>
+        </w:rPr>
+      </w:pPr>
+      <w:r>
+        <w:rPr>
+          <w:b/>
+          <w:sz w:val="40"/>
+          <w:szCs w:val="40"/>
+        </w:rPr>
+        <w:t>Requirement Gathering</w:t>
+      </w:r>
+    </w:p>
+    <w:p>
+      <w:pPr>
+        <w:ind w:left="360"/>
+        <w:jc w:val="center"/>
+        <w:rPr>
+          <w:b/>
+          <w:sz w:val="40"/>
+          <w:szCs w:val="40"/>
+        </w:rPr>
+      </w:pPr>
+      <w:bookmarkStart w:id="0" w:name="_GoBack"/>
+      <w:bookmarkEnd w:id="0"/>
     </w:p>
     <w:p>
       <w:pPr>
@@ -452,7 +475,6 @@
           <w:sz w:val="36"/>
           <w:szCs w:val="36"/>
         </w:rPr>
-        <w:lastRenderedPageBreak/>
         <w:t>INTRODUCTION</w:t>
       </w:r>
       <w:r>
@@ -1105,6 +1127,7 @@
           <w:szCs w:val="20"/>
           <w:lang w:eastAsia="en-GB"/>
         </w:rPr>
+        <w:lastRenderedPageBreak/>
         <w:t>TRIM(</w:t>
       </w:r>
       <w:proofErr w:type="gramEnd"/>
@@ -1164,7 +1187,6 @@
           <w:szCs w:val="20"/>
           <w:lang w:eastAsia="en-GB"/>
         </w:rPr>
-        <w:lastRenderedPageBreak/>
         <w:t>PROPER(</w:t>
       </w:r>
       <w:proofErr w:type="gramEnd"/>
@@ -2013,8 +2035,6 @@
           <w:lang w:eastAsia="en-GB"/>
         </w:rPr>
       </w:pPr>
-      <w:bookmarkStart w:id="0" w:name="_GoBack"/>
-      <w:bookmarkEnd w:id="0"/>
     </w:p>
     <w:p>
       <w:pPr>
